--- a/DBTUNING/ch19_성능측정기준_DBTime/ch19_실습문제_정답.docx
+++ b/DBTUNING/ch19_성능측정기준_DBTime/ch19_실습문제_정답.docx
@@ -10,7 +10,7 @@
         <w:rPr>
           <w:rFonts w:ascii="맑은 고딕" w:hAnsi="맑은 고딕" w:eastAsia="맑은 고딕" w:cs="맑은 고딕"/>
         </w:rPr>
-        <w:t>제5장  성능 측정의 기준 — 통계와 DB Time · 실습문제 정답 및 해설</w:t>
+        <w:t>제ch19  성능 측정의 기준 — 통계와 DB Time · 실습문제 정답 및 해설</w:t>
       </w:r>
     </w:p>
     <w:p>
@@ -554,7 +554,7 @@
           <w:b w:val="0"/>
           <w:sz w:val="21"/>
         </w:rPr>
-        <w:t>해설: 이들은 Diagnostics Pack이 필요하다. 6장부터 라이선스 표기를 반복한다.</w:t>
+        <w:t>해설: 이들은 Diagnostics Pack이 필요하다. ch20부터 라이선스 표기를 반복한다.</w:t>
       </w:r>
     </w:p>
     <w:p>
@@ -1278,7 +1278,7 @@
           <w:b w:val="0"/>
           <w:sz w:val="21"/>
         </w:rPr>
-        <w:t>해설: 부하량은 같은데 분모(구간 초)가 커지므로 초당 값은 낮아진다. '구간을 어떻게 잡았는가'가 수치를 좌우한다는 8장 요지다.</w:t>
+        <w:t>해설: 부하량은 같은데 분모(구간 초)가 커지므로 초당 값은 낮아진다. '구간을 어떻게 잡았는가'가 수치를 좌우한다는 ch22 요지다.</w:t>
       </w:r>
     </w:p>
     <w:p>

--- a/DBTUNING/ch19_성능측정기준_DBTime/ch19_실습문제_정답.docx
+++ b/DBTUNING/ch19_성능측정기준_DBTime/ch19_실습문제_정답.docx
@@ -10,7 +10,7 @@
         <w:rPr>
           <w:rFonts w:ascii="맑은 고딕" w:hAnsi="맑은 고딕" w:eastAsia="맑은 고딕" w:cs="맑은 고딕"/>
         </w:rPr>
-        <w:t>제ch19  성능 측정의 기준 — 통계와 DB Time · 실습문제 정답 및 해설</w:t>
+        <w:t>ch19  성능 측정의 기준 — 통계와 DB Time · 실습문제 정답 및 해설</w:t>
       </w:r>
     </w:p>
     <w:p>
